--- a/fabric/results/nodejs/smartbft/nodejs-results-smartbft-2of3-parallel4-2025-12-05.docx
+++ b/fabric/results/nodejs/smartbft/nodejs-results-smartbft-2of3-parallel4-2025-12-05.docx
@@ -5,245 +5,1095 @@
     <w:p>
       <w:pPr>
         <w:pStyle w:val="Heading2"/>
-      </w:pPr>
-      <w:r>
+        <w:jc w:val="both"/>
+        <w:rPr>
+          <w:rFonts w:ascii="Times New Roman" w:hAnsi="Times New Roman" w:cs="Times New Roman"/>
+        </w:rPr>
+      </w:pPr>
+      <w:r>
+        <w:rPr>
+          <w:rFonts w:ascii="Times New Roman" w:hAnsi="Times New Roman" w:cs="Times New Roman"/>
+          <w:i/>
+          <w:iCs/>
+        </w:rPr>
+        <w:t xml:space="preserve">This document records one </w:t>
+      </w:r>
+      <w:proofErr w:type="spellStart"/>
+      <w:r>
+        <w:rPr>
+          <w:rFonts w:ascii="Times New Roman" w:hAnsi="Times New Roman" w:cs="Times New Roman"/>
+          <w:i/>
+          <w:iCs/>
+        </w:rPr>
+        <w:t>SmartBFT</w:t>
+      </w:r>
+      <w:proofErr w:type="spellEnd"/>
+      <w:r>
+        <w:rPr>
+          <w:rFonts w:ascii="Times New Roman" w:hAnsi="Times New Roman" w:cs="Times New Roman"/>
+          <w:i/>
+          <w:iCs/>
+        </w:rPr>
+        <w:t xml:space="preserve"> benchmark run of the </w:t>
+      </w:r>
+      <w:proofErr w:type="spellStart"/>
+      <w:r>
+        <w:rPr>
+          <w:rFonts w:ascii="Times New Roman" w:hAnsi="Times New Roman" w:cs="Times New Roman"/>
+          <w:i/>
+          <w:iCs/>
+        </w:rPr>
+        <w:t>RecordVote</w:t>
+      </w:r>
+      <w:proofErr w:type="spellEnd"/>
+      <w:r>
+        <w:rPr>
+          <w:rFonts w:ascii="Times New Roman" w:hAnsi="Times New Roman" w:cs="Times New Roman"/>
+          <w:i/>
+          <w:iCs/>
+        </w:rPr>
+        <w:t xml:space="preserve"> client under a 2-out-of-3 endorsement policy. Four identical Node.js client processes were started in parallel in separate terminals, each with the same transaction count, load target, and maximum in-flight concurrency. The purpose of this record is to preserve the exact launch command and the per-runner latency and throughput outcome observed on the BFT bench</w:t>
+      </w:r>
+      <w:r>
+        <w:rPr>
+          <w:rFonts w:ascii="Times New Roman" w:hAnsi="Times New Roman" w:cs="Times New Roman"/>
+        </w:rPr>
+        <w:t>.</w:t>
+      </w:r>
+    </w:p>
+    <w:p>
+      <w:pPr>
+        <w:pStyle w:val="Heading2"/>
+        <w:rPr>
+          <w:rFonts w:ascii="Times New Roman" w:hAnsi="Times New Roman" w:cs="Times New Roman"/>
+        </w:rPr>
+      </w:pPr>
+    </w:p>
+    <w:p>
+      <w:pPr>
+        <w:pStyle w:val="Heading2"/>
+        <w:rPr>
+          <w:rFonts w:ascii="Times New Roman" w:hAnsi="Times New Roman" w:cs="Times New Roman"/>
+        </w:rPr>
+      </w:pPr>
+      <w:r>
+        <w:rPr>
+          <w:rFonts w:ascii="Times New Roman" w:hAnsi="Times New Roman" w:cs="Times New Roman"/>
+        </w:rPr>
         <w:t xml:space="preserve">This benchmark test is executed on the </w:t>
       </w:r>
       <w:r>
+        <w:rPr>
+          <w:rFonts w:ascii="Times New Roman" w:hAnsi="Times New Roman" w:cs="Times New Roman"/>
+        </w:rPr>
         <w:t>BFT</w:t>
       </w:r>
       <w:r>
+        <w:rPr>
+          <w:rFonts w:ascii="Times New Roman" w:hAnsi="Times New Roman" w:cs="Times New Roman"/>
+        </w:rPr>
         <w:t xml:space="preserve"> bench using a 2-out-of-3 endorsement policy with 4 runners of the script running in 4 different terminals.</w:t>
       </w:r>
     </w:p>
     <w:p>
       <w:pPr>
         <w:pStyle w:val="Title"/>
-      </w:pPr>
+        <w:rPr>
+          <w:rFonts w:ascii="Times New Roman" w:hAnsi="Times New Roman" w:cs="Times New Roman"/>
+        </w:rPr>
+      </w:pPr>
+    </w:p>
+    <w:p>
+      <w:pPr>
+        <w:jc w:val="both"/>
+        <w:rPr>
+          <w:rFonts w:ascii="Times New Roman" w:hAnsi="Times New Roman" w:cs="Times New Roman"/>
+          <w:i/>
+          <w:iCs/>
+        </w:rPr>
+      </w:pPr>
+      <w:r>
+        <w:rPr>
+          <w:rFonts w:ascii="Times New Roman" w:hAnsi="Times New Roman" w:cs="Times New Roman"/>
+          <w:i/>
+          <w:iCs/>
+        </w:rPr>
+        <w:t>Runner 1 is the first of four parallel client processes used in this benchmark. The command line fixes MAX_CONCURRENCY, TX, and LOAD for the process, while the summary below records the achieved throughput and latency under that setting.</w:t>
+      </w:r>
     </w:p>
     <w:p>
       <w:pPr>
         <w:pStyle w:val="Title"/>
-      </w:pPr>
-      <w:r>
+        <w:rPr>
+          <w:rFonts w:ascii="Times New Roman" w:hAnsi="Times New Roman" w:cs="Times New Roman"/>
+        </w:rPr>
+      </w:pPr>
+      <w:r>
+        <w:rPr>
+          <w:rFonts w:ascii="Times New Roman" w:hAnsi="Times New Roman" w:cs="Times New Roman"/>
+        </w:rPr>
         <w:t>Runner 1</w:t>
       </w:r>
     </w:p>
     <w:p>
-      <w:r>
+      <w:pPr>
+        <w:rPr>
+          <w:rFonts w:ascii="Times New Roman" w:hAnsi="Times New Roman" w:cs="Times New Roman"/>
+        </w:rPr>
+      </w:pPr>
+      <w:proofErr w:type="spellStart"/>
+      <w:r>
+        <w:rPr>
+          <w:rFonts w:ascii="Times New Roman" w:hAnsi="Times New Roman" w:cs="Times New Roman"/>
+        </w:rPr>
         <w:t>ubuntu@Himanshu-</w:t>
       </w:r>
       <w:proofErr w:type="gramStart"/>
       <w:r>
-        <w:t>Sharma:~</w:t>
+        <w:rPr>
+          <w:rFonts w:ascii="Times New Roman" w:hAnsi="Times New Roman" w:cs="Times New Roman"/>
+        </w:rPr>
+        <w:t>Sharma</w:t>
+      </w:r>
+      <w:proofErr w:type="spellEnd"/>
+      <w:r>
+        <w:rPr>
+          <w:rFonts w:ascii="Times New Roman" w:hAnsi="Times New Roman" w:cs="Times New Roman"/>
+        </w:rPr>
+        <w:t>:~</w:t>
       </w:r>
       <w:proofErr w:type="gramEnd"/>
       <w:r>
-        <w:t>/fab-election-bench/node-bft-client$ MAX_CONCURRENCY=2048 TX=50000 LOAD=4000 node recordvote-client.js</w:t>
-      </w:r>
-    </w:p>
-    <w:p>
-      <w:r>
+        <w:rPr>
+          <w:rFonts w:ascii="Times New Roman" w:hAnsi="Times New Roman" w:cs="Times New Roman"/>
+        </w:rPr>
+        <w:t>/fab-election-bench/node-</w:t>
+      </w:r>
+      <w:proofErr w:type="spellStart"/>
+      <w:r>
+        <w:rPr>
+          <w:rFonts w:ascii="Times New Roman" w:hAnsi="Times New Roman" w:cs="Times New Roman"/>
+        </w:rPr>
+        <w:t>bft</w:t>
+      </w:r>
+      <w:proofErr w:type="spellEnd"/>
+      <w:r>
+        <w:rPr>
+          <w:rFonts w:ascii="Times New Roman" w:hAnsi="Times New Roman" w:cs="Times New Roman"/>
+        </w:rPr>
+        <w:t>-client$ MAX_CONCURRENCY=2048 TX=50000 LOAD=4000 node recordvote-client.js</w:t>
+      </w:r>
+    </w:p>
+    <w:p>
+      <w:pPr>
+        <w:rPr>
+          <w:rFonts w:ascii="Times New Roman" w:hAnsi="Times New Roman" w:cs="Times New Roman"/>
+        </w:rPr>
+      </w:pPr>
+      <w:r>
+        <w:rPr>
+          <w:rFonts w:ascii="Times New Roman" w:hAnsi="Times New Roman" w:cs="Times New Roman"/>
+        </w:rPr>
         <w:t>Script start: 2025-12-05T17:44:14.971Z</w:t>
       </w:r>
     </w:p>
     <w:p>
-      <w:r>
+      <w:pPr>
+        <w:rPr>
+          <w:rFonts w:ascii="Times New Roman" w:hAnsi="Times New Roman" w:cs="Times New Roman"/>
+        </w:rPr>
+      </w:pPr>
+      <w:r>
+        <w:rPr>
+          <w:rFonts w:ascii="Times New Roman" w:hAnsi="Times New Roman" w:cs="Times New Roman"/>
+        </w:rPr>
         <w:t>Loaded voters=2326, candidates=1478, booths=905</w:t>
       </w:r>
     </w:p>
-    <w:p/>
-    <w:p/>
-    <w:p>
-      <w:r>
+    <w:p>
+      <w:pPr>
+        <w:rPr>
+          <w:rFonts w:ascii="Times New Roman" w:hAnsi="Times New Roman" w:cs="Times New Roman"/>
+        </w:rPr>
+      </w:pPr>
+    </w:p>
+    <w:p>
+      <w:pPr>
+        <w:rPr>
+          <w:rFonts w:ascii="Times New Roman" w:hAnsi="Times New Roman" w:cs="Times New Roman"/>
+        </w:rPr>
+      </w:pPr>
+    </w:p>
+    <w:p>
+      <w:pPr>
+        <w:rPr>
+          <w:rFonts w:ascii="Times New Roman" w:hAnsi="Times New Roman" w:cs="Times New Roman"/>
+        </w:rPr>
+      </w:pPr>
+      <w:r>
+        <w:rPr>
+          <w:rFonts w:ascii="Times New Roman" w:hAnsi="Times New Roman" w:cs="Times New Roman"/>
+        </w:rPr>
         <w:t>=== Summary ===</w:t>
       </w:r>
     </w:p>
     <w:p>
-      <w:r>
-        <w:t>env_tx50000_load4000: tx=50000, load=4000, conc=2048, TPS=148.56, avg=13420.5ms, p95=24419.4ms, p99=25905.4ms, succ=49871, fail=129</w:t>
-      </w:r>
-    </w:p>
-    <w:p>
-      <w:r>
+      <w:pPr>
+        <w:rPr>
+          <w:rFonts w:ascii="Times New Roman" w:hAnsi="Times New Roman" w:cs="Times New Roman"/>
+        </w:rPr>
+      </w:pPr>
+      <w:r>
+        <w:rPr>
+          <w:rFonts w:ascii="Times New Roman" w:hAnsi="Times New Roman" w:cs="Times New Roman"/>
+        </w:rPr>
+        <w:t xml:space="preserve">env_tx50000_load4000: </w:t>
+      </w:r>
+      <w:proofErr w:type="spellStart"/>
+      <w:r>
+        <w:rPr>
+          <w:rFonts w:ascii="Times New Roman" w:hAnsi="Times New Roman" w:cs="Times New Roman"/>
+        </w:rPr>
+        <w:t>tx</w:t>
+      </w:r>
+      <w:proofErr w:type="spellEnd"/>
+      <w:r>
+        <w:rPr>
+          <w:rFonts w:ascii="Times New Roman" w:hAnsi="Times New Roman" w:cs="Times New Roman"/>
+        </w:rPr>
+        <w:t xml:space="preserve">=50000, load=4000, </w:t>
+      </w:r>
+      <w:proofErr w:type="spellStart"/>
+      <w:r>
+        <w:rPr>
+          <w:rFonts w:ascii="Times New Roman" w:hAnsi="Times New Roman" w:cs="Times New Roman"/>
+        </w:rPr>
+        <w:t>conc</w:t>
+      </w:r>
+      <w:proofErr w:type="spellEnd"/>
+      <w:r>
+        <w:rPr>
+          <w:rFonts w:ascii="Times New Roman" w:hAnsi="Times New Roman" w:cs="Times New Roman"/>
+        </w:rPr>
+        <w:t xml:space="preserve">=2048, TPS=148.56, </w:t>
+      </w:r>
+      <w:proofErr w:type="spellStart"/>
+      <w:r>
+        <w:rPr>
+          <w:rFonts w:ascii="Times New Roman" w:hAnsi="Times New Roman" w:cs="Times New Roman"/>
+        </w:rPr>
+        <w:t>avg</w:t>
+      </w:r>
+      <w:proofErr w:type="spellEnd"/>
+      <w:r>
+        <w:rPr>
+          <w:rFonts w:ascii="Times New Roman" w:hAnsi="Times New Roman" w:cs="Times New Roman"/>
+        </w:rPr>
+        <w:t xml:space="preserve">=13420.5ms, p95=24419.4ms, p99=25905.4ms, </w:t>
+      </w:r>
+      <w:proofErr w:type="spellStart"/>
+      <w:r>
+        <w:rPr>
+          <w:rFonts w:ascii="Times New Roman" w:hAnsi="Times New Roman" w:cs="Times New Roman"/>
+        </w:rPr>
+        <w:t>succ</w:t>
+      </w:r>
+      <w:proofErr w:type="spellEnd"/>
+      <w:r>
+        <w:rPr>
+          <w:rFonts w:ascii="Times New Roman" w:hAnsi="Times New Roman" w:cs="Times New Roman"/>
+        </w:rPr>
+        <w:t>=49871, fail=129</w:t>
+      </w:r>
+    </w:p>
+    <w:p>
+      <w:pPr>
+        <w:rPr>
+          <w:rFonts w:ascii="Times New Roman" w:hAnsi="Times New Roman" w:cs="Times New Roman"/>
+        </w:rPr>
+      </w:pPr>
+      <w:r>
+        <w:rPr>
+          <w:rFonts w:ascii="Times New Roman" w:hAnsi="Times New Roman" w:cs="Times New Roman"/>
+        </w:rPr>
         <w:t>Script end:   2025-12-05T17:49:50.987Z</w:t>
       </w:r>
     </w:p>
     <w:p>
-      <w:r>
+      <w:pPr>
+        <w:rPr>
+          <w:rFonts w:ascii="Times New Roman" w:hAnsi="Times New Roman" w:cs="Times New Roman"/>
+        </w:rPr>
+      </w:pPr>
+      <w:r>
+        <w:rPr>
+          <w:rFonts w:ascii="Times New Roman" w:hAnsi="Times New Roman" w:cs="Times New Roman"/>
+        </w:rPr>
         <w:t>Script elapsed: 336.02s</w:t>
       </w:r>
     </w:p>
     <w:p>
       <w:pPr>
+        <w:rPr>
+          <w:rFonts w:ascii="Times New Roman" w:hAnsi="Times New Roman" w:cs="Times New Roman"/>
+        </w:rPr>
+      </w:pPr>
+    </w:p>
+    <w:p>
+      <w:pPr>
+        <w:rPr>
+          <w:rFonts w:ascii="Times New Roman" w:hAnsi="Times New Roman" w:cs="Times New Roman"/>
+          <w:i/>
+          <w:iCs/>
+        </w:rPr>
+      </w:pPr>
+      <w:r>
+        <w:rPr>
+          <w:rFonts w:ascii="Times New Roman" w:hAnsi="Times New Roman" w:cs="Times New Roman"/>
+          <w:i/>
+          <w:iCs/>
+        </w:rPr>
+        <w:t>Runner 2 repeats the same workload parameters as Runner 1 in a separate terminal. Keeping the launch command identical across runners allows the cluster-level result to be interpreted as the aggregate behaviour of parallel, homogeneous submitters.</w:t>
+      </w:r>
+    </w:p>
+    <w:p>
+      <w:pPr>
         <w:pStyle w:val="Title"/>
-      </w:pPr>
-      <w:r>
+        <w:rPr>
+          <w:rFonts w:ascii="Times New Roman" w:hAnsi="Times New Roman" w:cs="Times New Roman"/>
+        </w:rPr>
+      </w:pPr>
+      <w:r>
+        <w:rPr>
+          <w:rFonts w:ascii="Times New Roman" w:hAnsi="Times New Roman" w:cs="Times New Roman"/>
+        </w:rPr>
         <w:t>Runner 2</w:t>
       </w:r>
     </w:p>
     <w:p>
-      <w:r>
-        <w:t>ubuntu@Himanshu-</w:t>
-      </w:r>
-      <w:proofErr w:type="gramStart"/>
-      <w:r>
-        <w:t>Sharma:~</w:t>
-      </w:r>
-      <w:proofErr w:type="gramEnd"/>
-      <w:r>
-        <w:t>/fab-election-bench/node-bft-client$ MAX_CONCURRENCY=2048 TX=50000 LOAD=4000 node recordvote-client.js</w:t>
-      </w:r>
-    </w:p>
-    <w:p>
-      <w:r>
-        <w:t>Script start: 2025-12-05T17:44:09.119Z</w:t>
-      </w:r>
-    </w:p>
-    <w:p>
-      <w:r>
-        <w:t>Loaded voters=2326, candidates=1478, booths=905</w:t>
-      </w:r>
-    </w:p>
-    <w:p/>
-    <w:p/>
-    <w:p>
-      <w:r>
-        <w:t>=== Summary ===</w:t>
-      </w:r>
-    </w:p>
-    <w:p>
-      <w:r>
-        <w:t>env_tx50000_load4000: tx=50000, load=4000, conc=2048, TPS=150.35, avg=13256.4ms, p95=24354.2ms, p99=25672.2ms, succ=49888, fail=112</w:t>
-      </w:r>
-    </w:p>
-    <w:p>
-      <w:r>
-        <w:t>Script end:   2025-12-05T17:49:41.375Z</w:t>
-      </w:r>
-    </w:p>
-    <w:p>
-      <w:r>
-        <w:t>Script elapsed: 332.26s</w:t>
-      </w:r>
-    </w:p>
-    <w:p>
-      <w:pPr>
-        <w:pStyle w:val="Title"/>
-      </w:pPr>
-      <w:r>
-        <w:t>Runner 3</w:t>
-      </w:r>
-    </w:p>
-    <w:p>
-      <w:r>
+      <w:pPr>
+        <w:rPr>
+          <w:rFonts w:ascii="Times New Roman" w:hAnsi="Times New Roman" w:cs="Times New Roman"/>
+        </w:rPr>
+      </w:pPr>
+      <w:proofErr w:type="spellStart"/>
+      <w:r>
+        <w:rPr>
+          <w:rFonts w:ascii="Times New Roman" w:hAnsi="Times New Roman" w:cs="Times New Roman"/>
+        </w:rPr>
         <w:lastRenderedPageBreak/>
         <w:t>ubuntu@Himanshu-</w:t>
       </w:r>
       <w:proofErr w:type="gramStart"/>
       <w:r>
-        <w:t>Sharma:~</w:t>
+        <w:rPr>
+          <w:rFonts w:ascii="Times New Roman" w:hAnsi="Times New Roman" w:cs="Times New Roman"/>
+        </w:rPr>
+        <w:t>Sharma</w:t>
+      </w:r>
+      <w:proofErr w:type="spellEnd"/>
+      <w:r>
+        <w:rPr>
+          <w:rFonts w:ascii="Times New Roman" w:hAnsi="Times New Roman" w:cs="Times New Roman"/>
+        </w:rPr>
+        <w:t>:~</w:t>
       </w:r>
       <w:proofErr w:type="gramEnd"/>
       <w:r>
-        <w:t>/fab-election-bench/node-bft-client$ MAX_CONCURRENCY=2048 TX=50000 LOAD=4000 node recordvote-client.js</w:t>
-      </w:r>
-    </w:p>
-    <w:p>
-      <w:r>
+        <w:rPr>
+          <w:rFonts w:ascii="Times New Roman" w:hAnsi="Times New Roman" w:cs="Times New Roman"/>
+        </w:rPr>
+        <w:t>/fab-election-bench/node-</w:t>
+      </w:r>
+      <w:proofErr w:type="spellStart"/>
+      <w:r>
+        <w:rPr>
+          <w:rFonts w:ascii="Times New Roman" w:hAnsi="Times New Roman" w:cs="Times New Roman"/>
+        </w:rPr>
+        <w:t>bft</w:t>
+      </w:r>
+      <w:proofErr w:type="spellEnd"/>
+      <w:r>
+        <w:rPr>
+          <w:rFonts w:ascii="Times New Roman" w:hAnsi="Times New Roman" w:cs="Times New Roman"/>
+        </w:rPr>
+        <w:t>-client$ MAX_CONCURRENCY=2048 TX=50000 LOAD=4000 node recordvote-client.js</w:t>
+      </w:r>
+    </w:p>
+    <w:p>
+      <w:pPr>
+        <w:rPr>
+          <w:rFonts w:ascii="Times New Roman" w:hAnsi="Times New Roman" w:cs="Times New Roman"/>
+        </w:rPr>
+      </w:pPr>
+      <w:r>
+        <w:rPr>
+          <w:rFonts w:ascii="Times New Roman" w:hAnsi="Times New Roman" w:cs="Times New Roman"/>
+        </w:rPr>
+        <w:t>Script start: 2025-12-05T17:44:09.119Z</w:t>
+      </w:r>
+    </w:p>
+    <w:p>
+      <w:pPr>
+        <w:rPr>
+          <w:rFonts w:ascii="Times New Roman" w:hAnsi="Times New Roman" w:cs="Times New Roman"/>
+        </w:rPr>
+      </w:pPr>
+      <w:r>
+        <w:rPr>
+          <w:rFonts w:ascii="Times New Roman" w:hAnsi="Times New Roman" w:cs="Times New Roman"/>
+        </w:rPr>
+        <w:t>Loaded voters=2326, candidates=1478, booths=905</w:t>
+      </w:r>
+    </w:p>
+    <w:p>
+      <w:pPr>
+        <w:rPr>
+          <w:rFonts w:ascii="Times New Roman" w:hAnsi="Times New Roman" w:cs="Times New Roman"/>
+        </w:rPr>
+      </w:pPr>
+    </w:p>
+    <w:p>
+      <w:pPr>
+        <w:rPr>
+          <w:rFonts w:ascii="Times New Roman" w:hAnsi="Times New Roman" w:cs="Times New Roman"/>
+        </w:rPr>
+      </w:pPr>
+      <w:r>
+        <w:rPr>
+          <w:rFonts w:ascii="Times New Roman" w:hAnsi="Times New Roman" w:cs="Times New Roman"/>
+        </w:rPr>
+        <w:t>=== Summary ===</w:t>
+      </w:r>
+    </w:p>
+    <w:p>
+      <w:pPr>
+        <w:rPr>
+          <w:rFonts w:ascii="Times New Roman" w:hAnsi="Times New Roman" w:cs="Times New Roman"/>
+        </w:rPr>
+      </w:pPr>
+      <w:r>
+        <w:rPr>
+          <w:rFonts w:ascii="Times New Roman" w:hAnsi="Times New Roman" w:cs="Times New Roman"/>
+        </w:rPr>
+        <w:t xml:space="preserve">env_tx50000_load4000: </w:t>
+      </w:r>
+      <w:proofErr w:type="spellStart"/>
+      <w:r>
+        <w:rPr>
+          <w:rFonts w:ascii="Times New Roman" w:hAnsi="Times New Roman" w:cs="Times New Roman"/>
+        </w:rPr>
+        <w:t>tx</w:t>
+      </w:r>
+      <w:proofErr w:type="spellEnd"/>
+      <w:r>
+        <w:rPr>
+          <w:rFonts w:ascii="Times New Roman" w:hAnsi="Times New Roman" w:cs="Times New Roman"/>
+        </w:rPr>
+        <w:t xml:space="preserve">=50000, load=4000, </w:t>
+      </w:r>
+      <w:proofErr w:type="spellStart"/>
+      <w:r>
+        <w:rPr>
+          <w:rFonts w:ascii="Times New Roman" w:hAnsi="Times New Roman" w:cs="Times New Roman"/>
+        </w:rPr>
+        <w:t>conc</w:t>
+      </w:r>
+      <w:proofErr w:type="spellEnd"/>
+      <w:r>
+        <w:rPr>
+          <w:rFonts w:ascii="Times New Roman" w:hAnsi="Times New Roman" w:cs="Times New Roman"/>
+        </w:rPr>
+        <w:t xml:space="preserve">=2048, TPS=150.35, </w:t>
+      </w:r>
+      <w:proofErr w:type="spellStart"/>
+      <w:r>
+        <w:rPr>
+          <w:rFonts w:ascii="Times New Roman" w:hAnsi="Times New Roman" w:cs="Times New Roman"/>
+        </w:rPr>
+        <w:t>avg</w:t>
+      </w:r>
+      <w:proofErr w:type="spellEnd"/>
+      <w:r>
+        <w:rPr>
+          <w:rFonts w:ascii="Times New Roman" w:hAnsi="Times New Roman" w:cs="Times New Roman"/>
+        </w:rPr>
+        <w:t xml:space="preserve">=13256.4ms, p95=24354.2ms, p99=25672.2ms, </w:t>
+      </w:r>
+      <w:proofErr w:type="spellStart"/>
+      <w:r>
+        <w:rPr>
+          <w:rFonts w:ascii="Times New Roman" w:hAnsi="Times New Roman" w:cs="Times New Roman"/>
+        </w:rPr>
+        <w:t>succ</w:t>
+      </w:r>
+      <w:proofErr w:type="spellEnd"/>
+      <w:r>
+        <w:rPr>
+          <w:rFonts w:ascii="Times New Roman" w:hAnsi="Times New Roman" w:cs="Times New Roman"/>
+        </w:rPr>
+        <w:t>=49888, fail=112</w:t>
+      </w:r>
+    </w:p>
+    <w:p>
+      <w:pPr>
+        <w:rPr>
+          <w:rFonts w:ascii="Times New Roman" w:hAnsi="Times New Roman" w:cs="Times New Roman"/>
+        </w:rPr>
+      </w:pPr>
+      <w:r>
+        <w:rPr>
+          <w:rFonts w:ascii="Times New Roman" w:hAnsi="Times New Roman" w:cs="Times New Roman"/>
+        </w:rPr>
+        <w:t>Script end:   2025-12-05T17:49:41.375Z</w:t>
+      </w:r>
+    </w:p>
+    <w:p>
+      <w:pPr>
+        <w:rPr>
+          <w:rFonts w:ascii="Times New Roman" w:hAnsi="Times New Roman" w:cs="Times New Roman"/>
+        </w:rPr>
+      </w:pPr>
+      <w:r>
+        <w:rPr>
+          <w:rFonts w:ascii="Times New Roman" w:hAnsi="Times New Roman" w:cs="Times New Roman"/>
+        </w:rPr>
+        <w:t>Script elapsed: 332.26s</w:t>
+      </w:r>
+    </w:p>
+    <w:p>
+      <w:pPr>
+        <w:jc w:val="both"/>
+        <w:rPr>
+          <w:rFonts w:ascii="Times New Roman" w:hAnsi="Times New Roman" w:cs="Times New Roman"/>
+          <w:i/>
+          <w:iCs/>
+        </w:rPr>
+      </w:pPr>
+    </w:p>
+    <w:p>
+      <w:pPr>
+        <w:jc w:val="both"/>
+        <w:rPr>
+          <w:rFonts w:ascii="Times New Roman" w:hAnsi="Times New Roman" w:cs="Times New Roman"/>
+          <w:i/>
+          <w:iCs/>
+        </w:rPr>
+      </w:pPr>
+      <w:r>
+        <w:rPr>
+          <w:rFonts w:ascii="Times New Roman" w:hAnsi="Times New Roman" w:cs="Times New Roman"/>
+          <w:i/>
+          <w:iCs/>
+        </w:rPr>
+        <w:t>Runner 3 provides a third independent observation under the same workload configuration. Differences across the runner summaries therefore reflect runtime variation in the platform rather than deliberate differences in client settings.</w:t>
+      </w:r>
+    </w:p>
+    <w:p>
+      <w:pPr>
+        <w:pStyle w:val="Title"/>
+        <w:rPr>
+          <w:rFonts w:ascii="Times New Roman" w:hAnsi="Times New Roman" w:cs="Times New Roman"/>
+        </w:rPr>
+      </w:pPr>
+      <w:r>
+        <w:rPr>
+          <w:rFonts w:ascii="Times New Roman" w:hAnsi="Times New Roman" w:cs="Times New Roman"/>
+        </w:rPr>
+        <w:t>Runner 3</w:t>
+      </w:r>
+    </w:p>
+    <w:p>
+      <w:pPr>
+        <w:rPr>
+          <w:rFonts w:ascii="Times New Roman" w:hAnsi="Times New Roman" w:cs="Times New Roman"/>
+        </w:rPr>
+      </w:pPr>
+      <w:proofErr w:type="spellStart"/>
+      <w:r>
+        <w:rPr>
+          <w:rFonts w:ascii="Times New Roman" w:hAnsi="Times New Roman" w:cs="Times New Roman"/>
+        </w:rPr>
+        <w:t>ubuntu@Himanshu-</w:t>
+      </w:r>
+      <w:proofErr w:type="gramStart"/>
+      <w:r>
+        <w:rPr>
+          <w:rFonts w:ascii="Times New Roman" w:hAnsi="Times New Roman" w:cs="Times New Roman"/>
+        </w:rPr>
+        <w:t>Sharma</w:t>
+      </w:r>
+      <w:proofErr w:type="spellEnd"/>
+      <w:r>
+        <w:rPr>
+          <w:rFonts w:ascii="Times New Roman" w:hAnsi="Times New Roman" w:cs="Times New Roman"/>
+        </w:rPr>
+        <w:t>:~</w:t>
+      </w:r>
+      <w:proofErr w:type="gramEnd"/>
+      <w:r>
+        <w:rPr>
+          <w:rFonts w:ascii="Times New Roman" w:hAnsi="Times New Roman" w:cs="Times New Roman"/>
+        </w:rPr>
+        <w:t>/fab-election-bench/node-</w:t>
+      </w:r>
+      <w:proofErr w:type="spellStart"/>
+      <w:r>
+        <w:rPr>
+          <w:rFonts w:ascii="Times New Roman" w:hAnsi="Times New Roman" w:cs="Times New Roman"/>
+        </w:rPr>
+        <w:t>bft</w:t>
+      </w:r>
+      <w:proofErr w:type="spellEnd"/>
+      <w:r>
+        <w:rPr>
+          <w:rFonts w:ascii="Times New Roman" w:hAnsi="Times New Roman" w:cs="Times New Roman"/>
+        </w:rPr>
+        <w:t>-client$ MAX_CONCURRENCY=2048 TX=50000 LOAD=4000 node recordvote-client.js</w:t>
+      </w:r>
+    </w:p>
+    <w:p>
+      <w:pPr>
+        <w:rPr>
+          <w:rFonts w:ascii="Times New Roman" w:hAnsi="Times New Roman" w:cs="Times New Roman"/>
+        </w:rPr>
+      </w:pPr>
+      <w:r>
+        <w:rPr>
+          <w:rFonts w:ascii="Times New Roman" w:hAnsi="Times New Roman" w:cs="Times New Roman"/>
+        </w:rPr>
         <w:t>Script start: 2025-12-05T17:44:11.192Z</w:t>
       </w:r>
     </w:p>
     <w:p>
-      <w:r>
+      <w:pPr>
+        <w:rPr>
+          <w:rFonts w:ascii="Times New Roman" w:hAnsi="Times New Roman" w:cs="Times New Roman"/>
+        </w:rPr>
+      </w:pPr>
+      <w:r>
+        <w:rPr>
+          <w:rFonts w:ascii="Times New Roman" w:hAnsi="Times New Roman" w:cs="Times New Roman"/>
+        </w:rPr>
         <w:t>Loaded voters=2326, candidates=1478, booths=905</w:t>
       </w:r>
     </w:p>
-    <w:p/>
-    <w:p>
-      <w:r>
+    <w:p>
+      <w:pPr>
+        <w:rPr>
+          <w:rFonts w:ascii="Times New Roman" w:hAnsi="Times New Roman" w:cs="Times New Roman"/>
+        </w:rPr>
+      </w:pPr>
+    </w:p>
+    <w:p>
+      <w:pPr>
+        <w:rPr>
+          <w:rFonts w:ascii="Times New Roman" w:hAnsi="Times New Roman" w:cs="Times New Roman"/>
+        </w:rPr>
+      </w:pPr>
+      <w:r>
+        <w:rPr>
+          <w:rFonts w:ascii="Times New Roman" w:hAnsi="Times New Roman" w:cs="Times New Roman"/>
+        </w:rPr>
         <w:t>=== Summary ===</w:t>
       </w:r>
     </w:p>
     <w:p>
-      <w:r>
-        <w:t>env_tx50000_load4000: tx=50000, load=4000, conc=2048, TPS=151.32, avg=13173.5ms, p95=24008.4ms, p99=25350.2ms, succ=49899, fail=101</w:t>
-      </w:r>
-    </w:p>
-    <w:p>
-      <w:r>
+      <w:pPr>
+        <w:rPr>
+          <w:rFonts w:ascii="Times New Roman" w:hAnsi="Times New Roman" w:cs="Times New Roman"/>
+        </w:rPr>
+      </w:pPr>
+      <w:r>
+        <w:rPr>
+          <w:rFonts w:ascii="Times New Roman" w:hAnsi="Times New Roman" w:cs="Times New Roman"/>
+        </w:rPr>
+        <w:t xml:space="preserve">env_tx50000_load4000: </w:t>
+      </w:r>
+      <w:proofErr w:type="spellStart"/>
+      <w:r>
+        <w:rPr>
+          <w:rFonts w:ascii="Times New Roman" w:hAnsi="Times New Roman" w:cs="Times New Roman"/>
+        </w:rPr>
+        <w:t>tx</w:t>
+      </w:r>
+      <w:proofErr w:type="spellEnd"/>
+      <w:r>
+        <w:rPr>
+          <w:rFonts w:ascii="Times New Roman" w:hAnsi="Times New Roman" w:cs="Times New Roman"/>
+        </w:rPr>
+        <w:t xml:space="preserve">=50000, load=4000, </w:t>
+      </w:r>
+      <w:proofErr w:type="spellStart"/>
+      <w:r>
+        <w:rPr>
+          <w:rFonts w:ascii="Times New Roman" w:hAnsi="Times New Roman" w:cs="Times New Roman"/>
+        </w:rPr>
+        <w:t>conc</w:t>
+      </w:r>
+      <w:proofErr w:type="spellEnd"/>
+      <w:r>
+        <w:rPr>
+          <w:rFonts w:ascii="Times New Roman" w:hAnsi="Times New Roman" w:cs="Times New Roman"/>
+        </w:rPr>
+        <w:t xml:space="preserve">=2048, TPS=151.32, </w:t>
+      </w:r>
+      <w:proofErr w:type="spellStart"/>
+      <w:r>
+        <w:rPr>
+          <w:rFonts w:ascii="Times New Roman" w:hAnsi="Times New Roman" w:cs="Times New Roman"/>
+        </w:rPr>
+        <w:t>avg</w:t>
+      </w:r>
+      <w:proofErr w:type="spellEnd"/>
+      <w:r>
+        <w:rPr>
+          <w:rFonts w:ascii="Times New Roman" w:hAnsi="Times New Roman" w:cs="Times New Roman"/>
+        </w:rPr>
+        <w:t xml:space="preserve">=13173.5ms, p95=24008.4ms, p99=25350.2ms, </w:t>
+      </w:r>
+      <w:proofErr w:type="spellStart"/>
+      <w:r>
+        <w:rPr>
+          <w:rFonts w:ascii="Times New Roman" w:hAnsi="Times New Roman" w:cs="Times New Roman"/>
+        </w:rPr>
+        <w:t>succ</w:t>
+      </w:r>
+      <w:proofErr w:type="spellEnd"/>
+      <w:r>
+        <w:rPr>
+          <w:rFonts w:ascii="Times New Roman" w:hAnsi="Times New Roman" w:cs="Times New Roman"/>
+        </w:rPr>
+        <w:t>=49899, fail=101</w:t>
+      </w:r>
+    </w:p>
+    <w:p>
+      <w:pPr>
+        <w:rPr>
+          <w:rFonts w:ascii="Times New Roman" w:hAnsi="Times New Roman" w:cs="Times New Roman"/>
+        </w:rPr>
+      </w:pPr>
+      <w:r>
+        <w:rPr>
+          <w:rFonts w:ascii="Times New Roman" w:hAnsi="Times New Roman" w:cs="Times New Roman"/>
+        </w:rPr>
         <w:t>Script end:   2025-12-05T17:49:41.233Z</w:t>
       </w:r>
     </w:p>
     <w:p>
-      <w:r>
+      <w:pPr>
+        <w:rPr>
+          <w:rFonts w:ascii="Times New Roman" w:hAnsi="Times New Roman" w:cs="Times New Roman"/>
+        </w:rPr>
+      </w:pPr>
+      <w:r>
+        <w:rPr>
+          <w:rFonts w:ascii="Times New Roman" w:hAnsi="Times New Roman" w:cs="Times New Roman"/>
+        </w:rPr>
         <w:t>Script elapsed: 330.04s</w:t>
       </w:r>
     </w:p>
     <w:p>
       <w:pPr>
         <w:pStyle w:val="Title"/>
-      </w:pPr>
-      <w:r>
+        <w:rPr>
+          <w:rFonts w:ascii="Times New Roman" w:hAnsi="Times New Roman" w:cs="Times New Roman"/>
+        </w:rPr>
+      </w:pPr>
+    </w:p>
+    <w:p>
+      <w:pPr>
+        <w:jc w:val="both"/>
+        <w:rPr>
+          <w:rFonts w:ascii="Times New Roman" w:hAnsi="Times New Roman" w:cs="Times New Roman"/>
+          <w:i/>
+          <w:iCs/>
+        </w:rPr>
+      </w:pPr>
+      <w:r>
+        <w:rPr>
+          <w:rFonts w:ascii="Times New Roman" w:hAnsi="Times New Roman" w:cs="Times New Roman"/>
+          <w:i/>
+          <w:iCs/>
+        </w:rPr>
+        <w:t>Runner 4 completes the four-runner parallel profile. When analysing this file, the per-runner TPS values should be interpreted together, because the benchmark</w:t>
+      </w:r>
+      <w:r>
+        <w:rPr>
+          <w:rFonts w:ascii="Times New Roman" w:hAnsi="Times New Roman" w:cs="Times New Roman"/>
+          <w:i/>
+          <w:iCs/>
+        </w:rPr>
+        <w:t xml:space="preserve"> </w:t>
+      </w:r>
+      <w:r>
+        <w:rPr>
+          <w:rFonts w:ascii="Times New Roman" w:hAnsi="Times New Roman" w:cs="Times New Roman"/>
+          <w:i/>
+          <w:iCs/>
+        </w:rPr>
+        <w:t>design intends the four processes to operate concurrently against the same BFT cluster rather than as separate isolated tests.</w:t>
+      </w:r>
+    </w:p>
+    <w:p>
+      <w:pPr>
+        <w:pStyle w:val="Title"/>
+        <w:rPr>
+          <w:rFonts w:ascii="Times New Roman" w:hAnsi="Times New Roman" w:cs="Times New Roman"/>
+        </w:rPr>
+      </w:pPr>
+      <w:r>
+        <w:rPr>
+          <w:rFonts w:ascii="Times New Roman" w:hAnsi="Times New Roman" w:cs="Times New Roman"/>
+        </w:rPr>
         <w:t>Runner 4</w:t>
       </w:r>
     </w:p>
     <w:p>
-      <w:r>
+      <w:pPr>
+        <w:rPr>
+          <w:rFonts w:ascii="Times New Roman" w:hAnsi="Times New Roman" w:cs="Times New Roman"/>
+        </w:rPr>
+      </w:pPr>
+      <w:proofErr w:type="spellStart"/>
+      <w:r>
+        <w:rPr>
+          <w:rFonts w:ascii="Times New Roman" w:hAnsi="Times New Roman" w:cs="Times New Roman"/>
+        </w:rPr>
         <w:t>ubuntu@Himanshu-</w:t>
       </w:r>
       <w:proofErr w:type="gramStart"/>
       <w:r>
-        <w:t>Sharma:~</w:t>
+        <w:rPr>
+          <w:rFonts w:ascii="Times New Roman" w:hAnsi="Times New Roman" w:cs="Times New Roman"/>
+        </w:rPr>
+        <w:t>Sharma</w:t>
+      </w:r>
+      <w:proofErr w:type="spellEnd"/>
+      <w:r>
+        <w:rPr>
+          <w:rFonts w:ascii="Times New Roman" w:hAnsi="Times New Roman" w:cs="Times New Roman"/>
+        </w:rPr>
+        <w:t>:~</w:t>
       </w:r>
       <w:proofErr w:type="gramEnd"/>
       <w:r>
-        <w:t>/fab-election-bench/node-bft-client$ MAX_CONCURRENCY=2048 TX=50000 LOAD=4000 node recordvote-client.js</w:t>
-      </w:r>
-    </w:p>
-    <w:p>
-      <w:r>
+        <w:rPr>
+          <w:rFonts w:ascii="Times New Roman" w:hAnsi="Times New Roman" w:cs="Times New Roman"/>
+        </w:rPr>
+        <w:t>/fab-election-bench/node-</w:t>
+      </w:r>
+      <w:proofErr w:type="spellStart"/>
+      <w:r>
+        <w:rPr>
+          <w:rFonts w:ascii="Times New Roman" w:hAnsi="Times New Roman" w:cs="Times New Roman"/>
+        </w:rPr>
+        <w:t>bft</w:t>
+      </w:r>
+      <w:proofErr w:type="spellEnd"/>
+      <w:r>
+        <w:rPr>
+          <w:rFonts w:ascii="Times New Roman" w:hAnsi="Times New Roman" w:cs="Times New Roman"/>
+        </w:rPr>
+        <w:t>-client$ MAX_CONCURRENCY=2048 TX=50000 LOAD=4000 node recordvote-client.js</w:t>
+      </w:r>
+    </w:p>
+    <w:p>
+      <w:pPr>
+        <w:rPr>
+          <w:rFonts w:ascii="Times New Roman" w:hAnsi="Times New Roman" w:cs="Times New Roman"/>
+        </w:rPr>
+      </w:pPr>
+      <w:r>
+        <w:rPr>
+          <w:rFonts w:ascii="Times New Roman" w:hAnsi="Times New Roman" w:cs="Times New Roman"/>
+        </w:rPr>
         <w:t>Script start: 2025-12-05T17:44:12.798Z</w:t>
       </w:r>
     </w:p>
     <w:p>
-      <w:r>
+      <w:pPr>
+        <w:rPr>
+          <w:rFonts w:ascii="Times New Roman" w:hAnsi="Times New Roman" w:cs="Times New Roman"/>
+        </w:rPr>
+      </w:pPr>
+      <w:r>
+        <w:rPr>
+          <w:rFonts w:ascii="Times New Roman" w:hAnsi="Times New Roman" w:cs="Times New Roman"/>
+        </w:rPr>
+        <w:lastRenderedPageBreak/>
         <w:t>Loaded voters=2326, candidates=1478, booths=905</w:t>
       </w:r>
     </w:p>
-    <w:p/>
-    <w:p/>
-    <w:p>
-      <w:r>
+    <w:p>
+      <w:pPr>
+        <w:rPr>
+          <w:rFonts w:ascii="Times New Roman" w:hAnsi="Times New Roman" w:cs="Times New Roman"/>
+        </w:rPr>
+      </w:pPr>
+    </w:p>
+    <w:p>
+      <w:pPr>
+        <w:rPr>
+          <w:rFonts w:ascii="Times New Roman" w:hAnsi="Times New Roman" w:cs="Times New Roman"/>
+        </w:rPr>
+      </w:pPr>
+    </w:p>
+    <w:p>
+      <w:pPr>
+        <w:rPr>
+          <w:rFonts w:ascii="Times New Roman" w:hAnsi="Times New Roman" w:cs="Times New Roman"/>
+        </w:rPr>
+      </w:pPr>
+      <w:r>
+        <w:rPr>
+          <w:rFonts w:ascii="Times New Roman" w:hAnsi="Times New Roman" w:cs="Times New Roman"/>
+        </w:rPr>
         <w:t>=== Summary ===</w:t>
       </w:r>
     </w:p>
     <w:p>
-      <w:r>
-        <w:t>env_tx50000_load4000: tx=50000, load=4000, conc=2048, TPS=149.45, avg=13401.8ms, p95=24395.2ms, p99=25772.0ms, succ=49890, fail=110</w:t>
-      </w:r>
-    </w:p>
-    <w:p>
-      <w:r>
+      <w:pPr>
+        <w:rPr>
+          <w:rFonts w:ascii="Times New Roman" w:hAnsi="Times New Roman" w:cs="Times New Roman"/>
+        </w:rPr>
+      </w:pPr>
+      <w:r>
+        <w:rPr>
+          <w:rFonts w:ascii="Times New Roman" w:hAnsi="Times New Roman" w:cs="Times New Roman"/>
+        </w:rPr>
+        <w:t xml:space="preserve">env_tx50000_load4000: </w:t>
+      </w:r>
+      <w:proofErr w:type="spellStart"/>
+      <w:r>
+        <w:rPr>
+          <w:rFonts w:ascii="Times New Roman" w:hAnsi="Times New Roman" w:cs="Times New Roman"/>
+        </w:rPr>
+        <w:t>tx</w:t>
+      </w:r>
+      <w:proofErr w:type="spellEnd"/>
+      <w:r>
+        <w:rPr>
+          <w:rFonts w:ascii="Times New Roman" w:hAnsi="Times New Roman" w:cs="Times New Roman"/>
+        </w:rPr>
+        <w:t xml:space="preserve">=50000, load=4000, </w:t>
+      </w:r>
+      <w:proofErr w:type="spellStart"/>
+      <w:r>
+        <w:rPr>
+          <w:rFonts w:ascii="Times New Roman" w:hAnsi="Times New Roman" w:cs="Times New Roman"/>
+        </w:rPr>
+        <w:t>conc</w:t>
+      </w:r>
+      <w:proofErr w:type="spellEnd"/>
+      <w:r>
+        <w:rPr>
+          <w:rFonts w:ascii="Times New Roman" w:hAnsi="Times New Roman" w:cs="Times New Roman"/>
+        </w:rPr>
+        <w:t xml:space="preserve">=2048, TPS=149.45, </w:t>
+      </w:r>
+      <w:proofErr w:type="spellStart"/>
+      <w:r>
+        <w:rPr>
+          <w:rFonts w:ascii="Times New Roman" w:hAnsi="Times New Roman" w:cs="Times New Roman"/>
+        </w:rPr>
+        <w:t>avg</w:t>
+      </w:r>
+      <w:proofErr w:type="spellEnd"/>
+      <w:r>
+        <w:rPr>
+          <w:rFonts w:ascii="Times New Roman" w:hAnsi="Times New Roman" w:cs="Times New Roman"/>
+        </w:rPr>
+        <w:t xml:space="preserve">=13401.8ms, p95=24395.2ms, p99=25772.0ms, </w:t>
+      </w:r>
+      <w:proofErr w:type="spellStart"/>
+      <w:r>
+        <w:rPr>
+          <w:rFonts w:ascii="Times New Roman" w:hAnsi="Times New Roman" w:cs="Times New Roman"/>
+        </w:rPr>
+        <w:t>succ</w:t>
+      </w:r>
+      <w:proofErr w:type="spellEnd"/>
+      <w:r>
+        <w:rPr>
+          <w:rFonts w:ascii="Times New Roman" w:hAnsi="Times New Roman" w:cs="Times New Roman"/>
+        </w:rPr>
+        <w:t>=49890, fail=110</w:t>
+      </w:r>
+    </w:p>
+    <w:p>
+      <w:pPr>
+        <w:rPr>
+          <w:rFonts w:ascii="Times New Roman" w:hAnsi="Times New Roman" w:cs="Times New Roman"/>
+        </w:rPr>
+      </w:pPr>
+      <w:r>
+        <w:rPr>
+          <w:rFonts w:ascii="Times New Roman" w:hAnsi="Times New Roman" w:cs="Times New Roman"/>
+        </w:rPr>
         <w:t>Script end:   2025-12-05T17:49:46.900Z</w:t>
       </w:r>
     </w:p>
     <w:p>
-      <w:r>
+      <w:pPr>
+        <w:rPr>
+          <w:rFonts w:ascii="Times New Roman" w:hAnsi="Times New Roman" w:cs="Times New Roman"/>
+        </w:rPr>
+      </w:pPr>
+      <w:r>
+        <w:rPr>
+          <w:rFonts w:ascii="Times New Roman" w:hAnsi="Times New Roman" w:cs="Times New Roman"/>
+        </w:rPr>
         <w:t>Script elapsed: 334.10s</w:t>
       </w:r>
     </w:p>
     <w:p>
-      <w:r>
+      <w:pPr>
+        <w:rPr>
+          <w:rFonts w:ascii="Times New Roman" w:hAnsi="Times New Roman" w:cs="Times New Roman"/>
+        </w:rPr>
+      </w:pPr>
+      <w:proofErr w:type="spellStart"/>
+      <w:r>
+        <w:rPr>
+          <w:rFonts w:ascii="Times New Roman" w:hAnsi="Times New Roman" w:cs="Times New Roman"/>
+        </w:rPr>
         <w:t>ubuntu@Himanshu-</w:t>
       </w:r>
       <w:proofErr w:type="gramStart"/>
       <w:r>
-        <w:t>Sharma:~</w:t>
+        <w:rPr>
+          <w:rFonts w:ascii="Times New Roman" w:hAnsi="Times New Roman" w:cs="Times New Roman"/>
+        </w:rPr>
+        <w:t>Sharma</w:t>
+      </w:r>
+      <w:proofErr w:type="spellEnd"/>
+      <w:r>
+        <w:rPr>
+          <w:rFonts w:ascii="Times New Roman" w:hAnsi="Times New Roman" w:cs="Times New Roman"/>
+        </w:rPr>
+        <w:t>:~</w:t>
       </w:r>
       <w:proofErr w:type="gramEnd"/>
       <w:r>
-        <w:t>/fab-election-bench/node-bft-client$</w:t>
+        <w:rPr>
+          <w:rFonts w:ascii="Times New Roman" w:hAnsi="Times New Roman" w:cs="Times New Roman"/>
+        </w:rPr>
+        <w:t>/fab-election-bench/node-</w:t>
+      </w:r>
+      <w:proofErr w:type="spellStart"/>
+      <w:r>
+        <w:rPr>
+          <w:rFonts w:ascii="Times New Roman" w:hAnsi="Times New Roman" w:cs="Times New Roman"/>
+        </w:rPr>
+        <w:t>bft</w:t>
+      </w:r>
+      <w:proofErr w:type="spellEnd"/>
+      <w:r>
+        <w:rPr>
+          <w:rFonts w:ascii="Times New Roman" w:hAnsi="Times New Roman" w:cs="Times New Roman"/>
+        </w:rPr>
+        <w:t>-client$</w:t>
       </w:r>
     </w:p>
     <w:sectPr>
